--- a/paper/benchmark/main.docx
+++ b/paper/benchmark/main.docx
@@ -7386,7 +7386,7 @@
         <w:t xml:space="preserve">“</w:t>
       </w:r>
       <w:r>
-        <w:t xml:space="preserve">NASA’s management of the Deep Space Network.</w:t>
+        <w:t xml:space="preserve">Audit of NASA’s Deep Space Network.</w:t>
       </w:r>
       <w:r>
         <w:t xml:space="preserve">”</w:t>
